--- a/memoria/Sprint 2.docx
+++ b/memoria/Sprint 2.docx
@@ -3,11 +3,1040 @@
 <w:document xmlns:wpc="http://schemas.microsoft.com/office/word/2010/wordprocessingCanvas" xmlns:cx="http://schemas.microsoft.com/office/drawing/2014/chartex" xmlns:cx1="http://schemas.microsoft.com/office/drawing/2015/9/8/chartex" xmlns:cx2="http://schemas.microsoft.com/office/drawing/2015/10/21/chartex" xmlns:cx3="http://schemas.microsoft.com/office/drawing/2016/5/9/chartex" xmlns:cx4="http://schemas.microsoft.com/office/drawing/2016/5/10/chartex" xmlns:cx5="http://schemas.microsoft.com/office/drawing/2016/5/11/chartex" xmlns:cx6="http://schemas.microsoft.com/office/drawing/2016/5/12/chartex" xmlns:cx7="http://schemas.microsoft.com/office/drawing/2016/5/13/chartex" xmlns:cx8="http://schemas.microsoft.com/office/drawing/2016/5/14/chartex" xmlns:mc="http://schemas.openxmlformats.org/markup-compatibility/2006" xmlns:aink="http://schemas.microsoft.com/office/drawing/2016/ink" xmlns:am3d="http://schemas.microsoft.com/office/drawing/2017/model3d" xmlns:o="urn:schemas-microsoft-com:office:office" xmlns:oel="http://schemas.microsoft.com/office/2019/extlst" xmlns:r="http://schemas.openxmlformats.org/officeDocument/2006/relationships" xmlns:m="http://schemas.openxmlformats.org/officeDocument/2006/math" xmlns:v="urn:schemas-microsoft-com:vml" xmlns:wp14="http://schemas.microsoft.com/office/word/2010/wordprocessingDrawing" xmlns:wp="http://schemas.openxmlformats.org/drawingml/2006/wordprocessingDrawing" xmlns:w10="urn:schemas-microsoft-com:office:word" xmlns:w="http://schemas.openxmlformats.org/wordprocessingml/2006/main" xmlns:w14="http://schemas.microsoft.com/office/word/2010/wordml" xmlns:w15="http://schemas.microsoft.com/office/word/2012/wordml" xmlns:w16cex="http://schemas.microsoft.com/office/word/2018/wordml/cex" xmlns:w16cid="http://schemas.microsoft.com/office/word/2016/wordml/cid" xmlns:w16="http://schemas.microsoft.com/office/word/2018/wordml" xmlns:w16du="http://schemas.microsoft.com/office/word/2023/wordml/word16du" xmlns:w16sdtdh="http://schemas.microsoft.com/office/word/2020/wordml/sdtdatahash" xmlns:w16sdtfl="http://schemas.microsoft.com/office/word/2024/wordml/sdtformatlock" xmlns:w16se="http://schemas.microsoft.com/office/word/2015/wordml/symex" xmlns:wpg="http://schemas.microsoft.com/office/word/2010/wordprocessingGroup" xmlns:wpi="http://schemas.microsoft.com/office/word/2010/wordprocessingInk" xmlns:wne="http://schemas.microsoft.com/office/word/2006/wordml" xmlns:wps="http://schemas.microsoft.com/office/word/2010/wordprocessingShape" mc:Ignorable="w14 w15 w16se w16cid w16 w16cex w16sdtdh w16sdtfl w16du wp14">
   <w:body>
     <w:p>
-      <w:r>
-        <w:t>Hablar de los cambios en la bd</w:t>
+      <w:pPr>
+        <w:pStyle w:val="Ttulo1"/>
+        <w:jc w:val="center"/>
+      </w:pPr>
+      <w:r>
+        <w:t>Sprint 2</w:t>
+      </w:r>
+    </w:p>
+    <w:p>
+      <w:pPr>
+        <w:pStyle w:val="Ttulo2"/>
+      </w:pPr>
+      <w:r>
+        <w:t>Interfaz para pedidos</w:t>
+      </w:r>
+    </w:p>
+    <w:p>
+      <w:pPr>
+        <w:jc w:val="both"/>
+        <w:rPr>
+          <w:sz w:val="24"/>
+          <w:szCs w:val="24"/>
+        </w:rPr>
+      </w:pPr>
+      <w:r>
+        <w:rPr>
+          <w:sz w:val="24"/>
+          <w:szCs w:val="24"/>
+        </w:rPr>
+        <w:t>Para comenzar a pedir al llegar al restaurante el usuario debe iniciar sesión o registrarse y entra a la primera interfaz donde se elige la mesa y el número de comensales.</w:t>
+      </w:r>
+    </w:p>
+    <w:p>
+      <w:pPr>
+        <w:rPr>
+          <w:sz w:val="24"/>
+          <w:szCs w:val="24"/>
+        </w:rPr>
+      </w:pPr>
+      <w:r>
+        <w:rPr>
+          <w:sz w:val="24"/>
+          <w:szCs w:val="24"/>
+        </w:rPr>
+        <w:drawing>
+          <wp:inline distT="0" distB="0" distL="0" distR="0" wp14:anchorId="595FEBAD" wp14:editId="65CC24B0">
+            <wp:extent cx="5400040" cy="2576195"/>
+            <wp:effectExtent l="0" t="0" r="0" b="0"/>
+            <wp:docPr id="1995724611" name="Imagen 1"/>
+            <wp:cNvGraphicFramePr>
+              <a:graphicFrameLocks xmlns:a="http://schemas.openxmlformats.org/drawingml/2006/main" noChangeAspect="1"/>
+            </wp:cNvGraphicFramePr>
+            <a:graphic xmlns:a="http://schemas.openxmlformats.org/drawingml/2006/main">
+              <a:graphicData uri="http://schemas.openxmlformats.org/drawingml/2006/picture">
+                <pic:pic xmlns:pic="http://schemas.openxmlformats.org/drawingml/2006/picture">
+                  <pic:nvPicPr>
+                    <pic:cNvPr id="1995724611" name=""/>
+                    <pic:cNvPicPr/>
+                  </pic:nvPicPr>
+                  <pic:blipFill>
+                    <a:blip r:embed="rId6"/>
+                    <a:stretch>
+                      <a:fillRect/>
+                    </a:stretch>
+                  </pic:blipFill>
+                  <pic:spPr>
+                    <a:xfrm>
+                      <a:off x="0" y="0"/>
+                      <a:ext cx="5400040" cy="2576195"/>
+                    </a:xfrm>
+                    <a:prstGeom prst="rect">
+                      <a:avLst/>
+                    </a:prstGeom>
+                  </pic:spPr>
+                </pic:pic>
+              </a:graphicData>
+            </a:graphic>
+          </wp:inline>
+        </w:drawing>
+      </w:r>
+    </w:p>
+    <w:p>
+      <w:pPr>
+        <w:rPr>
+          <w:sz w:val="24"/>
+          <w:szCs w:val="24"/>
+        </w:rPr>
+      </w:pPr>
+    </w:p>
+    <w:p>
+      <w:pPr>
+        <w:jc w:val="both"/>
+        <w:rPr>
+          <w:sz w:val="24"/>
+          <w:szCs w:val="24"/>
+        </w:rPr>
+      </w:pPr>
+      <w:r>
+        <w:rPr>
+          <w:sz w:val="24"/>
+          <w:szCs w:val="24"/>
+        </w:rPr>
+        <w:t xml:space="preserve">Una vez elegida la mesa pasamos al menú en el que podemos visualizar la carta y seleccionar productos. Según vamos seleccionando productos se van añadiendo al “carrito”, donde podemos añadir comentarios adicionales a cada producto y eliminar estos productos si el cliente se arrepiente antes de pedirlo. Cuando se pide el producto no se puede cambiar de opinión. </w:t>
+      </w:r>
+    </w:p>
+    <w:p>
+      <w:pPr>
+        <w:rPr>
+          <w:sz w:val="24"/>
+          <w:szCs w:val="24"/>
+        </w:rPr>
+      </w:pPr>
+      <w:r>
+        <w:rPr>
+          <w:sz w:val="24"/>
+          <w:szCs w:val="24"/>
+        </w:rPr>
+        <w:drawing>
+          <wp:inline distT="0" distB="0" distL="0" distR="0" wp14:anchorId="38537748" wp14:editId="7583CCE9">
+            <wp:extent cx="5400040" cy="2590165"/>
+            <wp:effectExtent l="0" t="0" r="0" b="635"/>
+            <wp:docPr id="1061158506" name="Imagen 1"/>
+            <wp:cNvGraphicFramePr>
+              <a:graphicFrameLocks xmlns:a="http://schemas.openxmlformats.org/drawingml/2006/main" noChangeAspect="1"/>
+            </wp:cNvGraphicFramePr>
+            <a:graphic xmlns:a="http://schemas.openxmlformats.org/drawingml/2006/main">
+              <a:graphicData uri="http://schemas.openxmlformats.org/drawingml/2006/picture">
+                <pic:pic xmlns:pic="http://schemas.openxmlformats.org/drawingml/2006/picture">
+                  <pic:nvPicPr>
+                    <pic:cNvPr id="1061158506" name=""/>
+                    <pic:cNvPicPr/>
+                  </pic:nvPicPr>
+                  <pic:blipFill>
+                    <a:blip r:embed="rId7"/>
+                    <a:stretch>
+                      <a:fillRect/>
+                    </a:stretch>
+                  </pic:blipFill>
+                  <pic:spPr>
+                    <a:xfrm>
+                      <a:off x="0" y="0"/>
+                      <a:ext cx="5400040" cy="2590165"/>
+                    </a:xfrm>
+                    <a:prstGeom prst="rect">
+                      <a:avLst/>
+                    </a:prstGeom>
+                  </pic:spPr>
+                </pic:pic>
+              </a:graphicData>
+            </a:graphic>
+          </wp:inline>
+        </w:drawing>
+      </w:r>
+    </w:p>
+    <w:p/>
+    <w:p>
+      <w:pPr>
+        <w:pStyle w:val="Ttulo2"/>
+      </w:pPr>
+      <w:r>
+        <w:lastRenderedPageBreak/>
+        <w:t>Control de stock</w:t>
+      </w:r>
+    </w:p>
+    <w:p>
+      <w:pPr>
+        <w:jc w:val="both"/>
+        <w:rPr>
+          <w:sz w:val="24"/>
+          <w:szCs w:val="24"/>
+        </w:rPr>
+      </w:pPr>
+      <w:r>
+        <w:rPr>
+          <w:sz w:val="24"/>
+          <w:szCs w:val="24"/>
+        </w:rPr>
+        <w:t>Al pedir algo se debe reducir el stock en la base de datos o mostrar un mensaje de advertencia si no hay stock suficiente para realizar el pedido. Si el stock es 0, el producto no aparece en la carta directamente.</w:t>
+      </w:r>
+    </w:p>
+    <w:p>
+      <w:pPr>
+        <w:jc w:val="both"/>
+        <w:rPr>
+          <w:sz w:val="24"/>
+          <w:szCs w:val="24"/>
+        </w:rPr>
+      </w:pPr>
+      <w:r>
+        <w:rPr>
+          <w:sz w:val="24"/>
+          <w:szCs w:val="24"/>
+        </w:rPr>
+        <w:drawing>
+          <wp:inline distT="0" distB="0" distL="0" distR="0" wp14:anchorId="740923C5" wp14:editId="413E2D4C">
+            <wp:extent cx="5400040" cy="2048510"/>
+            <wp:effectExtent l="0" t="0" r="0" b="8890"/>
+            <wp:docPr id="2107621597" name="Imagen 1"/>
+            <wp:cNvGraphicFramePr>
+              <a:graphicFrameLocks xmlns:a="http://schemas.openxmlformats.org/drawingml/2006/main" noChangeAspect="1"/>
+            </wp:cNvGraphicFramePr>
+            <a:graphic xmlns:a="http://schemas.openxmlformats.org/drawingml/2006/main">
+              <a:graphicData uri="http://schemas.openxmlformats.org/drawingml/2006/picture">
+                <pic:pic xmlns:pic="http://schemas.openxmlformats.org/drawingml/2006/picture">
+                  <pic:nvPicPr>
+                    <pic:cNvPr id="2107621597" name=""/>
+                    <pic:cNvPicPr/>
+                  </pic:nvPicPr>
+                  <pic:blipFill>
+                    <a:blip r:embed="rId8"/>
+                    <a:stretch>
+                      <a:fillRect/>
+                    </a:stretch>
+                  </pic:blipFill>
+                  <pic:spPr>
+                    <a:xfrm>
+                      <a:off x="0" y="0"/>
+                      <a:ext cx="5400040" cy="2048510"/>
+                    </a:xfrm>
+                    <a:prstGeom prst="rect">
+                      <a:avLst/>
+                    </a:prstGeom>
+                  </pic:spPr>
+                </pic:pic>
+              </a:graphicData>
+            </a:graphic>
+          </wp:inline>
+        </w:drawing>
+      </w:r>
+    </w:p>
+    <w:p>
+      <w:pPr>
+        <w:jc w:val="both"/>
+        <w:rPr>
+          <w:sz w:val="24"/>
+          <w:szCs w:val="24"/>
+        </w:rPr>
+      </w:pPr>
+      <w:r>
+        <w:rPr>
+          <w:sz w:val="24"/>
+          <w:szCs w:val="24"/>
+        </w:rPr>
+        <w:t>En la captura se ve como insertamos en la base de datos o mostramos un mensaje de error según el stock y la cantidad pedida por el cliente.</w:t>
+      </w:r>
+    </w:p>
+    <w:p/>
+    <w:p>
+      <w:pPr>
+        <w:pStyle w:val="Ttulo2"/>
+      </w:pPr>
+      <w:r>
+        <w:t>Gestión de rondas</w:t>
+      </w:r>
+    </w:p>
+    <w:p>
+      <w:pPr>
+        <w:jc w:val="both"/>
+        <w:rPr>
+          <w:sz w:val="24"/>
+          <w:szCs w:val="24"/>
+        </w:rPr>
+      </w:pPr>
+      <w:r>
+        <w:rPr>
+          <w:sz w:val="24"/>
+          <w:szCs w:val="24"/>
+        </w:rPr>
+        <w:t xml:space="preserve">Otra de las funcionalidades requeridas es la posibilidad de varias rondas en el mismo pedido, para hacer esto posible se ha requerido </w:t>
+      </w:r>
+      <w:r>
+        <w:rPr>
+          <w:sz w:val="24"/>
+          <w:szCs w:val="24"/>
+        </w:rPr>
+        <w:t>un</w:t>
+      </w:r>
+      <w:r>
+        <w:rPr>
+          <w:sz w:val="24"/>
+          <w:szCs w:val="24"/>
+        </w:rPr>
+        <w:t xml:space="preserve"> cambio en la base de datos.</w:t>
+      </w:r>
+    </w:p>
+    <w:p>
+      <w:pPr>
+        <w:jc w:val="both"/>
+        <w:rPr>
+          <w:sz w:val="24"/>
+          <w:szCs w:val="24"/>
+        </w:rPr>
+      </w:pPr>
+      <w:r>
+        <w:rPr>
+          <w:sz w:val="24"/>
+          <w:szCs w:val="24"/>
+        </w:rPr>
+        <w:drawing>
+          <wp:inline distT="0" distB="0" distL="0" distR="0" wp14:anchorId="5587D7ED" wp14:editId="210518C4">
+            <wp:extent cx="5400040" cy="1017270"/>
+            <wp:effectExtent l="0" t="0" r="0" b="0"/>
+            <wp:docPr id="1036427520" name="Imagen 1"/>
+            <wp:cNvGraphicFramePr>
+              <a:graphicFrameLocks xmlns:a="http://schemas.openxmlformats.org/drawingml/2006/main" noChangeAspect="1"/>
+            </wp:cNvGraphicFramePr>
+            <a:graphic xmlns:a="http://schemas.openxmlformats.org/drawingml/2006/main">
+              <a:graphicData uri="http://schemas.openxmlformats.org/drawingml/2006/picture">
+                <pic:pic xmlns:pic="http://schemas.openxmlformats.org/drawingml/2006/picture">
+                  <pic:nvPicPr>
+                    <pic:cNvPr id="1036427520" name=""/>
+                    <pic:cNvPicPr/>
+                  </pic:nvPicPr>
+                  <pic:blipFill>
+                    <a:blip r:embed="rId9"/>
+                    <a:stretch>
+                      <a:fillRect/>
+                    </a:stretch>
+                  </pic:blipFill>
+                  <pic:spPr>
+                    <a:xfrm>
+                      <a:off x="0" y="0"/>
+                      <a:ext cx="5400040" cy="1017270"/>
+                    </a:xfrm>
+                    <a:prstGeom prst="rect">
+                      <a:avLst/>
+                    </a:prstGeom>
+                  </pic:spPr>
+                </pic:pic>
+              </a:graphicData>
+            </a:graphic>
+          </wp:inline>
+        </w:drawing>
+      </w:r>
+    </w:p>
+    <w:p>
+      <w:pPr>
+        <w:jc w:val="both"/>
+        <w:rPr>
+          <w:sz w:val="24"/>
+          <w:szCs w:val="24"/>
+        </w:rPr>
+      </w:pPr>
+      <w:r>
+        <w:rPr>
+          <w:sz w:val="24"/>
+          <w:szCs w:val="24"/>
+        </w:rPr>
+        <w:t xml:space="preserve">En la tabla pedidoproducto hemos reemplazado la clave primaria. Antes usábamos el pedido y el producto como clave primaria, pero para permitir pedir el mismo producto varias veces en una visita al restaurante hemos creado un campo </w:t>
+      </w:r>
+      <w:r>
+        <w:rPr>
+          <w:sz w:val="24"/>
+          <w:szCs w:val="24"/>
+        </w:rPr>
+        <w:t xml:space="preserve">idLinea. Este nuevo campo toma un número más que el registro anterior, solventando cualquier problema. </w:t>
+      </w:r>
+    </w:p>
+    <w:p>
+      <w:pPr>
+        <w:jc w:val="both"/>
+        <w:rPr>
+          <w:sz w:val="24"/>
+          <w:szCs w:val="24"/>
+        </w:rPr>
+      </w:pPr>
+    </w:p>
+    <w:p>
+      <w:pPr>
+        <w:pStyle w:val="Ttulo2"/>
+      </w:pPr>
+      <w:r>
+        <w:t>Notas en los pedidos</w:t>
+      </w:r>
+    </w:p>
+    <w:p>
+      <w:pPr>
+        <w:jc w:val="both"/>
+        <w:rPr>
+          <w:sz w:val="24"/>
+          <w:szCs w:val="24"/>
+        </w:rPr>
+      </w:pPr>
+      <w:r>
+        <w:rPr>
+          <w:sz w:val="24"/>
+          <w:szCs w:val="24"/>
+        </w:rPr>
+        <w:t xml:space="preserve">Aquí se ha realizado </w:t>
+      </w:r>
+      <w:r>
+        <w:rPr>
+          <w:sz w:val="24"/>
+          <w:szCs w:val="24"/>
+        </w:rPr>
+        <w:t>otro</w:t>
+      </w:r>
+      <w:r>
+        <w:rPr>
+          <w:sz w:val="24"/>
+          <w:szCs w:val="24"/>
+        </w:rPr>
+        <w:t xml:space="preserve"> cambio a la base de datos, los comentarios estaban en la tabla pedido, ahora están en pedidoproducto, facilitando la posibilidad de tener un comentario para cada producto</w:t>
+      </w:r>
+      <w:r>
+        <w:rPr>
+          <w:sz w:val="24"/>
+          <w:szCs w:val="24"/>
+        </w:rPr>
+        <w:t>.</w:t>
+      </w:r>
+      <w:r>
+        <w:rPr>
+          <w:sz w:val="24"/>
+          <w:szCs w:val="24"/>
+        </w:rPr>
+        <w:t xml:space="preserve"> La visualización de este apartado se ve en el apartado de la interfaz para los pedidos.</w:t>
+      </w:r>
+    </w:p>
+    <w:p>
+      <w:pPr>
+        <w:jc w:val="both"/>
+      </w:pPr>
+    </w:p>
+    <w:p>
+      <w:pPr>
+        <w:pStyle w:val="Ttulo2"/>
+      </w:pPr>
+      <w:r>
+        <w:lastRenderedPageBreak/>
+        <w:t>Buscador en la carta</w:t>
+      </w:r>
+    </w:p>
+    <w:p>
+      <w:pPr>
+        <w:jc w:val="both"/>
+        <w:rPr>
+          <w:sz w:val="24"/>
+          <w:szCs w:val="24"/>
+        </w:rPr>
+      </w:pPr>
+      <w:r>
+        <w:rPr>
+          <w:sz w:val="24"/>
+          <w:szCs w:val="24"/>
+        </w:rPr>
+        <w:t>Para implementar esta funcionalidad cambiamos la consulta para mostrar la carta si se ha realizado una búsqueda</w:t>
+      </w:r>
+    </w:p>
+    <w:p>
+      <w:pPr>
+        <w:jc w:val="both"/>
+        <w:rPr>
+          <w:sz w:val="24"/>
+          <w:szCs w:val="24"/>
+        </w:rPr>
+      </w:pPr>
+      <w:r>
+        <w:rPr>
+          <w:sz w:val="24"/>
+          <w:szCs w:val="24"/>
+        </w:rPr>
+        <w:drawing>
+          <wp:inline distT="0" distB="0" distL="0" distR="0" wp14:anchorId="54B64361" wp14:editId="7BFA55EB">
+            <wp:extent cx="5400040" cy="1456690"/>
+            <wp:effectExtent l="0" t="0" r="0" b="0"/>
+            <wp:docPr id="337158688" name="Imagen 1"/>
+            <wp:cNvGraphicFramePr>
+              <a:graphicFrameLocks xmlns:a="http://schemas.openxmlformats.org/drawingml/2006/main" noChangeAspect="1"/>
+            </wp:cNvGraphicFramePr>
+            <a:graphic xmlns:a="http://schemas.openxmlformats.org/drawingml/2006/main">
+              <a:graphicData uri="http://schemas.openxmlformats.org/drawingml/2006/picture">
+                <pic:pic xmlns:pic="http://schemas.openxmlformats.org/drawingml/2006/picture">
+                  <pic:nvPicPr>
+                    <pic:cNvPr id="337158688" name=""/>
+                    <pic:cNvPicPr/>
+                  </pic:nvPicPr>
+                  <pic:blipFill>
+                    <a:blip r:embed="rId10"/>
+                    <a:stretch>
+                      <a:fillRect/>
+                    </a:stretch>
+                  </pic:blipFill>
+                  <pic:spPr>
+                    <a:xfrm>
+                      <a:off x="0" y="0"/>
+                      <a:ext cx="5400040" cy="1456690"/>
+                    </a:xfrm>
+                    <a:prstGeom prst="rect">
+                      <a:avLst/>
+                    </a:prstGeom>
+                  </pic:spPr>
+                </pic:pic>
+              </a:graphicData>
+            </a:graphic>
+          </wp:inline>
+        </w:drawing>
+      </w:r>
+    </w:p>
+    <w:p>
+      <w:pPr>
+        <w:jc w:val="both"/>
+        <w:rPr>
+          <w:sz w:val="24"/>
+          <w:szCs w:val="24"/>
+        </w:rPr>
+      </w:pPr>
+      <w:r>
+        <w:rPr>
+          <w:sz w:val="24"/>
+          <w:szCs w:val="24"/>
+        </w:rPr>
+        <w:drawing>
+          <wp:inline distT="0" distB="0" distL="0" distR="0" wp14:anchorId="779D16E8" wp14:editId="5017CAC6">
+            <wp:extent cx="5400040" cy="2880995"/>
+            <wp:effectExtent l="0" t="0" r="0" b="0"/>
+            <wp:docPr id="824512846" name="Imagen 1"/>
+            <wp:cNvGraphicFramePr>
+              <a:graphicFrameLocks xmlns:a="http://schemas.openxmlformats.org/drawingml/2006/main" noChangeAspect="1"/>
+            </wp:cNvGraphicFramePr>
+            <a:graphic xmlns:a="http://schemas.openxmlformats.org/drawingml/2006/main">
+              <a:graphicData uri="http://schemas.openxmlformats.org/drawingml/2006/picture">
+                <pic:pic xmlns:pic="http://schemas.openxmlformats.org/drawingml/2006/picture">
+                  <pic:nvPicPr>
+                    <pic:cNvPr id="824512846" name=""/>
+                    <pic:cNvPicPr/>
+                  </pic:nvPicPr>
+                  <pic:blipFill>
+                    <a:blip r:embed="rId11"/>
+                    <a:stretch>
+                      <a:fillRect/>
+                    </a:stretch>
+                  </pic:blipFill>
+                  <pic:spPr>
+                    <a:xfrm>
+                      <a:off x="0" y="0"/>
+                      <a:ext cx="5400040" cy="2880995"/>
+                    </a:xfrm>
+                    <a:prstGeom prst="rect">
+                      <a:avLst/>
+                    </a:prstGeom>
+                  </pic:spPr>
+                </pic:pic>
+              </a:graphicData>
+            </a:graphic>
+          </wp:inline>
+        </w:drawing>
+      </w:r>
+    </w:p>
+    <w:p>
+      <w:pPr>
+        <w:jc w:val="both"/>
+        <w:rPr>
+          <w:sz w:val="24"/>
+          <w:szCs w:val="24"/>
+        </w:rPr>
+      </w:pPr>
+      <w:r>
+        <w:rPr>
+          <w:sz w:val="24"/>
+          <w:szCs w:val="24"/>
+        </w:rPr>
+        <w:drawing>
+          <wp:inline distT="0" distB="0" distL="0" distR="0" wp14:anchorId="7FE03B17" wp14:editId="3091AE0E">
+            <wp:extent cx="5400040" cy="2029460"/>
+            <wp:effectExtent l="0" t="0" r="0" b="8890"/>
+            <wp:docPr id="620982047" name="Imagen 1"/>
+            <wp:cNvGraphicFramePr>
+              <a:graphicFrameLocks xmlns:a="http://schemas.openxmlformats.org/drawingml/2006/main" noChangeAspect="1"/>
+            </wp:cNvGraphicFramePr>
+            <a:graphic xmlns:a="http://schemas.openxmlformats.org/drawingml/2006/main">
+              <a:graphicData uri="http://schemas.openxmlformats.org/drawingml/2006/picture">
+                <pic:pic xmlns:pic="http://schemas.openxmlformats.org/drawingml/2006/picture">
+                  <pic:nvPicPr>
+                    <pic:cNvPr id="620982047" name=""/>
+                    <pic:cNvPicPr/>
+                  </pic:nvPicPr>
+                  <pic:blipFill>
+                    <a:blip r:embed="rId12"/>
+                    <a:stretch>
+                      <a:fillRect/>
+                    </a:stretch>
+                  </pic:blipFill>
+                  <pic:spPr>
+                    <a:xfrm>
+                      <a:off x="0" y="0"/>
+                      <a:ext cx="5400040" cy="2029460"/>
+                    </a:xfrm>
+                    <a:prstGeom prst="rect">
+                      <a:avLst/>
+                    </a:prstGeom>
+                  </pic:spPr>
+                </pic:pic>
+              </a:graphicData>
+            </a:graphic>
+          </wp:inline>
+        </w:drawing>
+      </w:r>
+    </w:p>
+    <w:p>
+      <w:pPr>
+        <w:jc w:val="both"/>
+        <w:rPr>
+          <w:sz w:val="24"/>
+          <w:szCs w:val="24"/>
+        </w:rPr>
+      </w:pPr>
+      <w:r>
+        <w:rPr>
+          <w:sz w:val="24"/>
+          <w:szCs w:val="24"/>
+        </w:rPr>
+        <w:t>Las mayúsculas y minúsculas no importan a la hora de buscar, facilitando así la experiencia del usuario.</w:t>
+      </w:r>
+    </w:p>
+    <w:p/>
+    <w:p/>
+    <w:p>
+      <w:pPr>
+        <w:pStyle w:val="Ttulo2"/>
+      </w:pPr>
+      <w:r>
+        <w:lastRenderedPageBreak/>
+        <w:t>Funcionalidad camarero</w:t>
+      </w:r>
+    </w:p>
+    <w:p>
+      <w:pPr>
+        <w:jc w:val="both"/>
+        <w:rPr>
+          <w:sz w:val="24"/>
+          <w:szCs w:val="24"/>
+        </w:rPr>
+      </w:pPr>
+      <w:r>
+        <w:rPr>
+          <w:sz w:val="24"/>
+          <w:szCs w:val="24"/>
+        </w:rPr>
+        <w:t>El último cambio a la base de datos ha sido poner el campo donde contemplamos si un producto ha sido entregado o está en curso en la tabla pedidoproducto. Anteriormente este campo estaba en la tabla pedido, de esta forma solo se podía determinar que todos los productos pedidos por el cliente estaban entregados, no uno a uno.</w:t>
+      </w:r>
+    </w:p>
+    <w:p>
+      <w:pPr>
+        <w:jc w:val="both"/>
+      </w:pPr>
+      <w:r>
+        <w:drawing>
+          <wp:inline distT="0" distB="0" distL="0" distR="0" wp14:anchorId="78640195" wp14:editId="25E14A89">
+            <wp:extent cx="5400040" cy="2581910"/>
+            <wp:effectExtent l="0" t="0" r="0" b="8890"/>
+            <wp:docPr id="1991874088" name="Imagen 1"/>
+            <wp:cNvGraphicFramePr>
+              <a:graphicFrameLocks xmlns:a="http://schemas.openxmlformats.org/drawingml/2006/main" noChangeAspect="1"/>
+            </wp:cNvGraphicFramePr>
+            <a:graphic xmlns:a="http://schemas.openxmlformats.org/drawingml/2006/main">
+              <a:graphicData uri="http://schemas.openxmlformats.org/drawingml/2006/picture">
+                <pic:pic xmlns:pic="http://schemas.openxmlformats.org/drawingml/2006/picture">
+                  <pic:nvPicPr>
+                    <pic:cNvPr id="1991874088" name=""/>
+                    <pic:cNvPicPr/>
+                  </pic:nvPicPr>
+                  <pic:blipFill>
+                    <a:blip r:embed="rId13"/>
+                    <a:stretch>
+                      <a:fillRect/>
+                    </a:stretch>
+                  </pic:blipFill>
+                  <pic:spPr>
+                    <a:xfrm>
+                      <a:off x="0" y="0"/>
+                      <a:ext cx="5400040" cy="2581910"/>
+                    </a:xfrm>
+                    <a:prstGeom prst="rect">
+                      <a:avLst/>
+                    </a:prstGeom>
+                  </pic:spPr>
+                </pic:pic>
+              </a:graphicData>
+            </a:graphic>
+          </wp:inline>
+        </w:drawing>
+      </w:r>
+    </w:p>
+    <w:p>
+      <w:pPr>
+        <w:jc w:val="both"/>
+        <w:rPr>
+          <w:sz w:val="24"/>
+          <w:szCs w:val="24"/>
+        </w:rPr>
+      </w:pPr>
+      <w:r>
+        <w:rPr>
+          <w:sz w:val="24"/>
+          <w:szCs w:val="24"/>
+        </w:rPr>
+        <w:t>El camarero selecciona una mesa (solo aparecen las ocupadas) para ver el pedido en curso.</w:t>
+      </w:r>
+    </w:p>
+    <w:p>
+      <w:pPr>
+        <w:jc w:val="both"/>
+        <w:rPr>
+          <w:sz w:val="24"/>
+          <w:szCs w:val="24"/>
+        </w:rPr>
+      </w:pPr>
+      <w:r>
+        <w:rPr>
+          <w:sz w:val="24"/>
+          <w:szCs w:val="24"/>
+        </w:rPr>
+        <w:drawing>
+          <wp:inline distT="0" distB="0" distL="0" distR="0" wp14:anchorId="102898D0" wp14:editId="5E0EC131">
+            <wp:extent cx="5400040" cy="2588895"/>
+            <wp:effectExtent l="0" t="0" r="0" b="1905"/>
+            <wp:docPr id="367281328" name="Imagen 1"/>
+            <wp:cNvGraphicFramePr>
+              <a:graphicFrameLocks xmlns:a="http://schemas.openxmlformats.org/drawingml/2006/main" noChangeAspect="1"/>
+            </wp:cNvGraphicFramePr>
+            <a:graphic xmlns:a="http://schemas.openxmlformats.org/drawingml/2006/main">
+              <a:graphicData uri="http://schemas.openxmlformats.org/drawingml/2006/picture">
+                <pic:pic xmlns:pic="http://schemas.openxmlformats.org/drawingml/2006/picture">
+                  <pic:nvPicPr>
+                    <pic:cNvPr id="367281328" name=""/>
+                    <pic:cNvPicPr/>
+                  </pic:nvPicPr>
+                  <pic:blipFill>
+                    <a:blip r:embed="rId14"/>
+                    <a:stretch>
+                      <a:fillRect/>
+                    </a:stretch>
+                  </pic:blipFill>
+                  <pic:spPr>
+                    <a:xfrm>
+                      <a:off x="0" y="0"/>
+                      <a:ext cx="5400040" cy="2588895"/>
+                    </a:xfrm>
+                    <a:prstGeom prst="rect">
+                      <a:avLst/>
+                    </a:prstGeom>
+                  </pic:spPr>
+                </pic:pic>
+              </a:graphicData>
+            </a:graphic>
+          </wp:inline>
+        </w:drawing>
+      </w:r>
+    </w:p>
+    <w:p>
+      <w:pPr>
+        <w:jc w:val="both"/>
+        <w:rPr>
+          <w:sz w:val="24"/>
+          <w:szCs w:val="24"/>
+        </w:rPr>
+      </w:pPr>
+      <w:r>
+        <w:rPr>
+          <w:sz w:val="24"/>
+          <w:szCs w:val="24"/>
+        </w:rPr>
+        <w:t>Una vez seleccionada la mesa el camarero puede ver los productos pedidos, la cantidad, las notas adicionales y puede cambiar el estado del producto cuando este esté entregado.</w:t>
+      </w:r>
+    </w:p>
+    <w:p>
+      <w:pPr>
+        <w:rPr>
+          <w:rFonts w:asciiTheme="majorHAnsi" w:eastAsiaTheme="majorEastAsia" w:hAnsiTheme="majorHAnsi" w:cstheme="majorBidi"/>
+          <w:color w:val="2F5496" w:themeColor="accent1" w:themeShade="BF"/>
+          <w:sz w:val="32"/>
+          <w:szCs w:val="32"/>
+        </w:rPr>
+      </w:pPr>
+      <w:r>
+        <w:br w:type="page"/>
+      </w:r>
+    </w:p>
+    <w:p>
+      <w:pPr>
+        <w:pStyle w:val="Ttulo2"/>
+      </w:pPr>
+      <w:r>
+        <w:lastRenderedPageBreak/>
+        <w:t>Envío y cancelación de productos</w:t>
+      </w:r>
+    </w:p>
+    <w:p>
+      <w:pPr>
+        <w:rPr>
+          <w:sz w:val="24"/>
+          <w:szCs w:val="24"/>
+        </w:rPr>
+      </w:pPr>
+      <w:r>
+        <w:rPr>
+          <w:sz w:val="24"/>
+          <w:szCs w:val="24"/>
+        </w:rPr>
+        <w:drawing>
+          <wp:inline distT="0" distB="0" distL="0" distR="0" wp14:anchorId="36C01910" wp14:editId="028E4DD6">
+            <wp:extent cx="4772691" cy="4001058"/>
+            <wp:effectExtent l="0" t="0" r="8890" b="0"/>
+            <wp:docPr id="2025003421" name="Imagen 1"/>
+            <wp:cNvGraphicFramePr>
+              <a:graphicFrameLocks xmlns:a="http://schemas.openxmlformats.org/drawingml/2006/main" noChangeAspect="1"/>
+            </wp:cNvGraphicFramePr>
+            <a:graphic xmlns:a="http://schemas.openxmlformats.org/drawingml/2006/main">
+              <a:graphicData uri="http://schemas.openxmlformats.org/drawingml/2006/picture">
+                <pic:pic xmlns:pic="http://schemas.openxmlformats.org/drawingml/2006/picture">
+                  <pic:nvPicPr>
+                    <pic:cNvPr id="2025003421" name=""/>
+                    <pic:cNvPicPr/>
+                  </pic:nvPicPr>
+                  <pic:blipFill>
+                    <a:blip r:embed="rId15"/>
+                    <a:stretch>
+                      <a:fillRect/>
+                    </a:stretch>
+                  </pic:blipFill>
+                  <pic:spPr>
+                    <a:xfrm>
+                      <a:off x="0" y="0"/>
+                      <a:ext cx="4772691" cy="4001058"/>
+                    </a:xfrm>
+                    <a:prstGeom prst="rect">
+                      <a:avLst/>
+                    </a:prstGeom>
+                  </pic:spPr>
+                </pic:pic>
+              </a:graphicData>
+            </a:graphic>
+          </wp:inline>
+        </w:drawing>
+      </w:r>
+    </w:p>
+    <w:p>
+      <w:pPr>
+        <w:jc w:val="both"/>
+        <w:rPr>
+          <w:sz w:val="24"/>
+          <w:szCs w:val="24"/>
+        </w:rPr>
+      </w:pPr>
+      <w:r>
+        <w:rPr>
+          <w:sz w:val="24"/>
+          <w:szCs w:val="24"/>
+        </w:rPr>
+        <w:t>Cuando se añaden productos se quedan en un carrito temporal del cual se pueden eliminar productos antes de pedirlos, añadir comentarios y pedir. Una vez se pide, no se puede volver atrás.</w:t>
+      </w:r>
+    </w:p>
+    <w:p>
+      <w:pPr>
+        <w:jc w:val="both"/>
+        <w:rPr>
+          <w:sz w:val="24"/>
+          <w:szCs w:val="24"/>
+        </w:rPr>
+      </w:pPr>
+      <w:r>
+        <w:rPr>
+          <w:sz w:val="24"/>
+          <w:szCs w:val="24"/>
+        </w:rPr>
+        <w:drawing>
+          <wp:inline distT="0" distB="0" distL="0" distR="0" wp14:anchorId="3D667D10" wp14:editId="1443AA24">
+            <wp:extent cx="5287992" cy="3203638"/>
+            <wp:effectExtent l="0" t="0" r="8255" b="0"/>
+            <wp:docPr id="169232601" name="Imagen 1"/>
+            <wp:cNvGraphicFramePr>
+              <a:graphicFrameLocks xmlns:a="http://schemas.openxmlformats.org/drawingml/2006/main" noChangeAspect="1"/>
+            </wp:cNvGraphicFramePr>
+            <a:graphic xmlns:a="http://schemas.openxmlformats.org/drawingml/2006/main">
+              <a:graphicData uri="http://schemas.openxmlformats.org/drawingml/2006/picture">
+                <pic:pic xmlns:pic="http://schemas.openxmlformats.org/drawingml/2006/picture">
+                  <pic:nvPicPr>
+                    <pic:cNvPr id="169232601" name=""/>
+                    <pic:cNvPicPr/>
+                  </pic:nvPicPr>
+                  <pic:blipFill>
+                    <a:blip r:embed="rId16"/>
+                    <a:stretch>
+                      <a:fillRect/>
+                    </a:stretch>
+                  </pic:blipFill>
+                  <pic:spPr>
+                    <a:xfrm>
+                      <a:off x="0" y="0"/>
+                      <a:ext cx="5292164" cy="3206166"/>
+                    </a:xfrm>
+                    <a:prstGeom prst="rect">
+                      <a:avLst/>
+                    </a:prstGeom>
+                  </pic:spPr>
+                </pic:pic>
+              </a:graphicData>
+            </a:graphic>
+          </wp:inline>
+        </w:drawing>
+      </w:r>
+    </w:p>
+    <w:p>
+      <w:pPr>
+        <w:jc w:val="both"/>
+        <w:rPr>
+          <w:sz w:val="24"/>
+          <w:szCs w:val="24"/>
+        </w:rPr>
+      </w:pPr>
+      <w:r>
+        <w:rPr>
+          <w:sz w:val="24"/>
+          <w:szCs w:val="24"/>
+        </w:rPr>
+        <w:t xml:space="preserve">Cuando se añade un producto al carrito, se añade si no estaba, si ya estaba se incrementa la cantidad. Usamos una clave y valor para facilitar la </w:t>
+      </w:r>
+      <w:r>
+        <w:rPr>
+          <w:sz w:val="24"/>
+          <w:szCs w:val="24"/>
+        </w:rPr>
+        <w:t>programación</w:t>
+      </w:r>
+      <w:r>
+        <w:rPr>
+          <w:sz w:val="24"/>
+          <w:szCs w:val="24"/>
+        </w:rPr>
+        <w:t>.</w:t>
+      </w:r>
+    </w:p>
+    <w:p>
+      <w:pPr>
+        <w:pStyle w:val="Ttulo2"/>
+      </w:pPr>
+      <w:r>
+        <w:lastRenderedPageBreak/>
+        <w:t>Selección de mesa restringida</w:t>
+      </w:r>
+    </w:p>
+    <w:p>
+      <w:pPr>
+        <w:jc w:val="both"/>
+        <w:rPr>
+          <w:sz w:val="24"/>
+          <w:szCs w:val="24"/>
+        </w:rPr>
+      </w:pPr>
+      <w:r>
+        <w:rPr>
+          <w:sz w:val="24"/>
+          <w:szCs w:val="24"/>
+        </w:rPr>
+        <w:t>Una vez el cliente elige una mesa, no puede seleccionar otra hasta que el pedido quede pagado. Si el usuario cierra sesión y vuelve a acceder se le redirige a la carta directamente sin dejarle elegir mesa.</w:t>
+      </w:r>
+    </w:p>
+    <w:p>
+      <w:pPr>
+        <w:jc w:val="both"/>
+        <w:rPr>
+          <w:sz w:val="24"/>
+          <w:szCs w:val="24"/>
+        </w:rPr>
+      </w:pPr>
+      <w:r>
+        <w:rPr>
+          <w:sz w:val="24"/>
+          <w:szCs w:val="24"/>
+        </w:rPr>
+        <w:drawing>
+          <wp:inline distT="0" distB="0" distL="0" distR="0" wp14:anchorId="0B0ADCB9" wp14:editId="11E9D908">
+            <wp:extent cx="5400040" cy="2171700"/>
+            <wp:effectExtent l="0" t="0" r="0" b="0"/>
+            <wp:docPr id="698968465" name="Imagen 1"/>
+            <wp:cNvGraphicFramePr>
+              <a:graphicFrameLocks xmlns:a="http://schemas.openxmlformats.org/drawingml/2006/main" noChangeAspect="1"/>
+            </wp:cNvGraphicFramePr>
+            <a:graphic xmlns:a="http://schemas.openxmlformats.org/drawingml/2006/main">
+              <a:graphicData uri="http://schemas.openxmlformats.org/drawingml/2006/picture">
+                <pic:pic xmlns:pic="http://schemas.openxmlformats.org/drawingml/2006/picture">
+                  <pic:nvPicPr>
+                    <pic:cNvPr id="698968465" name=""/>
+                    <pic:cNvPicPr/>
+                  </pic:nvPicPr>
+                  <pic:blipFill>
+                    <a:blip r:embed="rId17"/>
+                    <a:stretch>
+                      <a:fillRect/>
+                    </a:stretch>
+                  </pic:blipFill>
+                  <pic:spPr>
+                    <a:xfrm>
+                      <a:off x="0" y="0"/>
+                      <a:ext cx="5400040" cy="2171700"/>
+                    </a:xfrm>
+                    <a:prstGeom prst="rect">
+                      <a:avLst/>
+                    </a:prstGeom>
+                  </pic:spPr>
+                </pic:pic>
+              </a:graphicData>
+            </a:graphic>
+          </wp:inline>
+        </w:drawing>
+      </w:r>
+    </w:p>
+    <w:p>
+      <w:pPr>
+        <w:jc w:val="both"/>
+        <w:rPr>
+          <w:sz w:val="24"/>
+          <w:szCs w:val="24"/>
+        </w:rPr>
+      </w:pPr>
+      <w:r>
+        <w:rPr>
+          <w:sz w:val="24"/>
+          <w:szCs w:val="24"/>
+        </w:rPr>
+        <w:t>Tenemos una función que comprueba si el usuario esta ocupando una mesa que usamos para decidir si el usuario tiene que elegir una mesa y ocuparla o ya tiene una.</w:t>
+      </w:r>
+      <w:r>
+        <w:rPr>
+          <w:sz w:val="24"/>
+          <w:szCs w:val="24"/>
+        </w:rPr>
+        <w:t xml:space="preserve"> Con esta función también evitamos que un usuario se cuele en una mesa sin estarla ocupando.</w:t>
       </w:r>
     </w:p>
     <w:sectPr>
+      <w:headerReference w:type="default" r:id="rId18"/>
+      <w:footerReference w:type="default" r:id="rId19"/>
       <w:pgSz w:w="11906" w:h="16838"/>
       <w:pgMar w:top="1417" w:right="1701" w:bottom="1417" w:left="1701" w:header="708" w:footer="708" w:gutter="0"/>
       <w:cols w:space="708"/>
@@ -15,6 +1044,178 @@
     </w:sectPr>
   </w:body>
 </w:document>
+</file>
+
+<file path=word/endnotes.xml><?xml version="1.0" encoding="utf-8"?>
+<w:endnotes xmlns:wpc="http://schemas.microsoft.com/office/word/2010/wordprocessingCanvas" xmlns:cx="http://schemas.microsoft.com/office/drawing/2014/chartex" xmlns:cx1="http://schemas.microsoft.com/office/drawing/2015/9/8/chartex" xmlns:cx2="http://schemas.microsoft.com/office/drawing/2015/10/21/chartex" xmlns:cx3="http://schemas.microsoft.com/office/drawing/2016/5/9/chartex" xmlns:cx4="http://schemas.microsoft.com/office/drawing/2016/5/10/chartex" xmlns:cx5="http://schemas.microsoft.com/office/drawing/2016/5/11/chartex" xmlns:cx6="http://schemas.microsoft.com/office/drawing/2016/5/12/chartex" xmlns:cx7="http://schemas.microsoft.com/office/drawing/2016/5/13/chartex" xmlns:cx8="http://schemas.microsoft.com/office/drawing/2016/5/14/chartex" xmlns:mc="http://schemas.openxmlformats.org/markup-compatibility/2006" xmlns:aink="http://schemas.microsoft.com/office/drawing/2016/ink" xmlns:am3d="http://schemas.microsoft.com/office/drawing/2017/model3d" xmlns:o="urn:schemas-microsoft-com:office:office" xmlns:oel="http://schemas.microsoft.com/office/2019/extlst" xmlns:r="http://schemas.openxmlformats.org/officeDocument/2006/relationships" xmlns:m="http://schemas.openxmlformats.org/officeDocument/2006/math" xmlns:v="urn:schemas-microsoft-com:vml" xmlns:wp14="http://schemas.microsoft.com/office/word/2010/wordprocessingDrawing" xmlns:wp="http://schemas.openxmlformats.org/drawingml/2006/wordprocessingDrawing" xmlns:w10="urn:schemas-microsoft-com:office:word" xmlns:w="http://schemas.openxmlformats.org/wordprocessingml/2006/main" xmlns:w14="http://schemas.microsoft.com/office/word/2010/wordml" xmlns:w15="http://schemas.microsoft.com/office/word/2012/wordml" xmlns:w16cex="http://schemas.microsoft.com/office/word/2018/wordml/cex" xmlns:w16cid="http://schemas.microsoft.com/office/word/2016/wordml/cid" xmlns:w16="http://schemas.microsoft.com/office/word/2018/wordml" xmlns:w16du="http://schemas.microsoft.com/office/word/2023/wordml/word16du" xmlns:w16sdtdh="http://schemas.microsoft.com/office/word/2020/wordml/sdtdatahash" xmlns:w16sdtfl="http://schemas.microsoft.com/office/word/2024/wordml/sdtformatlock" xmlns:w16se="http://schemas.microsoft.com/office/word/2015/wordml/symex" xmlns:wpg="http://schemas.microsoft.com/office/word/2010/wordprocessingGroup" xmlns:wpi="http://schemas.microsoft.com/office/word/2010/wordprocessingInk" xmlns:wne="http://schemas.microsoft.com/office/word/2006/wordml" xmlns:wps="http://schemas.microsoft.com/office/word/2010/wordprocessingShape" mc:Ignorable="w14 w15 w16se w16cid w16 w16cex w16sdtdh w16sdtfl w16du wp14">
+  <w:endnote w:type="separator" w:id="-1">
+    <w:p>
+      <w:pPr>
+        <w:spacing w:after="0" w:line="240" w:lineRule="auto"/>
+      </w:pPr>
+      <w:r>
+        <w:separator/>
+      </w:r>
+    </w:p>
+  </w:endnote>
+  <w:endnote w:type="continuationSeparator" w:id="0">
+    <w:p>
+      <w:pPr>
+        <w:spacing w:after="0" w:line="240" w:lineRule="auto"/>
+      </w:pPr>
+      <w:r>
+        <w:continuationSeparator/>
+      </w:r>
+    </w:p>
+  </w:endnote>
+</w:endnotes>
+</file>
+
+<file path=word/footer1.xml><?xml version="1.0" encoding="utf-8"?>
+<w:ftr xmlns:wpc="http://schemas.microsoft.com/office/word/2010/wordprocessingCanvas" xmlns:cx="http://schemas.microsoft.com/office/drawing/2014/chartex" xmlns:cx1="http://schemas.microsoft.com/office/drawing/2015/9/8/chartex" xmlns:cx2="http://schemas.microsoft.com/office/drawing/2015/10/21/chartex" xmlns:cx3="http://schemas.microsoft.com/office/drawing/2016/5/9/chartex" xmlns:cx4="http://schemas.microsoft.com/office/drawing/2016/5/10/chartex" xmlns:cx5="http://schemas.microsoft.com/office/drawing/2016/5/11/chartex" xmlns:cx6="http://schemas.microsoft.com/office/drawing/2016/5/12/chartex" xmlns:cx7="http://schemas.microsoft.com/office/drawing/2016/5/13/chartex" xmlns:cx8="http://schemas.microsoft.com/office/drawing/2016/5/14/chartex" xmlns:mc="http://schemas.openxmlformats.org/markup-compatibility/2006" xmlns:aink="http://schemas.microsoft.com/office/drawing/2016/ink" xmlns:am3d="http://schemas.microsoft.com/office/drawing/2017/model3d" xmlns:o="urn:schemas-microsoft-com:office:office" xmlns:oel="http://schemas.microsoft.com/office/2019/extlst" xmlns:r="http://schemas.openxmlformats.org/officeDocument/2006/relationships" xmlns:m="http://schemas.openxmlformats.org/officeDocument/2006/math" xmlns:v="urn:schemas-microsoft-com:vml" xmlns:wp14="http://schemas.microsoft.com/office/word/2010/wordprocessingDrawing" xmlns:wp="http://schemas.openxmlformats.org/drawingml/2006/wordprocessingDrawing" xmlns:w10="urn:schemas-microsoft-com:office:word" xmlns:w="http://schemas.openxmlformats.org/wordprocessingml/2006/main" xmlns:w14="http://schemas.microsoft.com/office/word/2010/wordml" xmlns:w15="http://schemas.microsoft.com/office/word/2012/wordml" xmlns:w16cex="http://schemas.microsoft.com/office/word/2018/wordml/cex" xmlns:w16cid="http://schemas.microsoft.com/office/word/2016/wordml/cid" xmlns:w16="http://schemas.microsoft.com/office/word/2018/wordml" xmlns:w16du="http://schemas.microsoft.com/office/word/2023/wordml/word16du" xmlns:w16sdtdh="http://schemas.microsoft.com/office/word/2020/wordml/sdtdatahash" xmlns:w16sdtfl="http://schemas.microsoft.com/office/word/2024/wordml/sdtformatlock" xmlns:w16se="http://schemas.microsoft.com/office/word/2015/wordml/symex" xmlns:wpg="http://schemas.microsoft.com/office/word/2010/wordprocessingGroup" xmlns:wpi="http://schemas.microsoft.com/office/word/2010/wordprocessingInk" xmlns:wne="http://schemas.microsoft.com/office/word/2006/wordml" xmlns:wps="http://schemas.microsoft.com/office/word/2010/wordprocessingShape" mc:Ignorable="w14 w15 w16se w16cid w16 w16cex w16sdtdh w16sdtfl w16du wp14">
+  <w:sdt>
+    <w:sdtPr>
+      <w:id w:val="538719061"/>
+      <w:docPartObj>
+        <w:docPartGallery w:val="Page Numbers (Bottom of Page)"/>
+        <w:docPartUnique/>
+      </w:docPartObj>
+    </w:sdtPr>
+    <w:sdtContent>
+      <w:p>
+        <w:pPr>
+          <w:pStyle w:val="Piedepgina"/>
+          <w:jc w:val="right"/>
+        </w:pPr>
+        <w:r>
+          <w:fldChar w:fldCharType="begin"/>
+        </w:r>
+        <w:r>
+          <w:instrText>PAGE   \* MERGEFORMAT</w:instrText>
+        </w:r>
+        <w:r>
+          <w:fldChar w:fldCharType="separate"/>
+        </w:r>
+        <w:r>
+          <w:t>2</w:t>
+        </w:r>
+        <w:r>
+          <w:fldChar w:fldCharType="end"/>
+        </w:r>
+      </w:p>
+    </w:sdtContent>
+  </w:sdt>
+  <w:p>
+    <w:pPr>
+      <w:pStyle w:val="Piedepgina"/>
+    </w:pPr>
+  </w:p>
+</w:ftr>
+</file>
+
+<file path=word/footnotes.xml><?xml version="1.0" encoding="utf-8"?>
+<w:footnotes xmlns:wpc="http://schemas.microsoft.com/office/word/2010/wordprocessingCanvas" xmlns:cx="http://schemas.microsoft.com/office/drawing/2014/chartex" xmlns:cx1="http://schemas.microsoft.com/office/drawing/2015/9/8/chartex" xmlns:cx2="http://schemas.microsoft.com/office/drawing/2015/10/21/chartex" xmlns:cx3="http://schemas.microsoft.com/office/drawing/2016/5/9/chartex" xmlns:cx4="http://schemas.microsoft.com/office/drawing/2016/5/10/chartex" xmlns:cx5="http://schemas.microsoft.com/office/drawing/2016/5/11/chartex" xmlns:cx6="http://schemas.microsoft.com/office/drawing/2016/5/12/chartex" xmlns:cx7="http://schemas.microsoft.com/office/drawing/2016/5/13/chartex" xmlns:cx8="http://schemas.microsoft.com/office/drawing/2016/5/14/chartex" xmlns:mc="http://schemas.openxmlformats.org/markup-compatibility/2006" xmlns:aink="http://schemas.microsoft.com/office/drawing/2016/ink" xmlns:am3d="http://schemas.microsoft.com/office/drawing/2017/model3d" xmlns:o="urn:schemas-microsoft-com:office:office" xmlns:oel="http://schemas.microsoft.com/office/2019/extlst" xmlns:r="http://schemas.openxmlformats.org/officeDocument/2006/relationships" xmlns:m="http://schemas.openxmlformats.org/officeDocument/2006/math" xmlns:v="urn:schemas-microsoft-com:vml" xmlns:wp14="http://schemas.microsoft.com/office/word/2010/wordprocessingDrawing" xmlns:wp="http://schemas.openxmlformats.org/drawingml/2006/wordprocessingDrawing" xmlns:w10="urn:schemas-microsoft-com:office:word" xmlns:w="http://schemas.openxmlformats.org/wordprocessingml/2006/main" xmlns:w14="http://schemas.microsoft.com/office/word/2010/wordml" xmlns:w15="http://schemas.microsoft.com/office/word/2012/wordml" xmlns:w16cex="http://schemas.microsoft.com/office/word/2018/wordml/cex" xmlns:w16cid="http://schemas.microsoft.com/office/word/2016/wordml/cid" xmlns:w16="http://schemas.microsoft.com/office/word/2018/wordml" xmlns:w16du="http://schemas.microsoft.com/office/word/2023/wordml/word16du" xmlns:w16sdtdh="http://schemas.microsoft.com/office/word/2020/wordml/sdtdatahash" xmlns:w16sdtfl="http://schemas.microsoft.com/office/word/2024/wordml/sdtformatlock" xmlns:w16se="http://schemas.microsoft.com/office/word/2015/wordml/symex" xmlns:wpg="http://schemas.microsoft.com/office/word/2010/wordprocessingGroup" xmlns:wpi="http://schemas.microsoft.com/office/word/2010/wordprocessingInk" xmlns:wne="http://schemas.microsoft.com/office/word/2006/wordml" xmlns:wps="http://schemas.microsoft.com/office/word/2010/wordprocessingShape" mc:Ignorable="w14 w15 w16se w16cid w16 w16cex w16sdtdh w16sdtfl w16du wp14">
+  <w:footnote w:type="separator" w:id="-1">
+    <w:p>
+      <w:pPr>
+        <w:spacing w:after="0" w:line="240" w:lineRule="auto"/>
+      </w:pPr>
+      <w:r>
+        <w:separator/>
+      </w:r>
+    </w:p>
+  </w:footnote>
+  <w:footnote w:type="continuationSeparator" w:id="0">
+    <w:p>
+      <w:pPr>
+        <w:spacing w:after="0" w:line="240" w:lineRule="auto"/>
+      </w:pPr>
+      <w:r>
+        <w:continuationSeparator/>
+      </w:r>
+    </w:p>
+  </w:footnote>
+</w:footnotes>
+</file>
+
+<file path=word/header1.xml><?xml version="1.0" encoding="utf-8"?>
+<w:hdr xmlns:wpc="http://schemas.microsoft.com/office/word/2010/wordprocessingCanvas" xmlns:cx="http://schemas.microsoft.com/office/drawing/2014/chartex" xmlns:cx1="http://schemas.microsoft.com/office/drawing/2015/9/8/chartex" xmlns:cx2="http://schemas.microsoft.com/office/drawing/2015/10/21/chartex" xmlns:cx3="http://schemas.microsoft.com/office/drawing/2016/5/9/chartex" xmlns:cx4="http://schemas.microsoft.com/office/drawing/2016/5/10/chartex" xmlns:cx5="http://schemas.microsoft.com/office/drawing/2016/5/11/chartex" xmlns:cx6="http://schemas.microsoft.com/office/drawing/2016/5/12/chartex" xmlns:cx7="http://schemas.microsoft.com/office/drawing/2016/5/13/chartex" xmlns:cx8="http://schemas.microsoft.com/office/drawing/2016/5/14/chartex" xmlns:mc="http://schemas.openxmlformats.org/markup-compatibility/2006" xmlns:aink="http://schemas.microsoft.com/office/drawing/2016/ink" xmlns:am3d="http://schemas.microsoft.com/office/drawing/2017/model3d" xmlns:o="urn:schemas-microsoft-com:office:office" xmlns:oel="http://schemas.microsoft.com/office/2019/extlst" xmlns:r="http://schemas.openxmlformats.org/officeDocument/2006/relationships" xmlns:m="http://schemas.openxmlformats.org/officeDocument/2006/math" xmlns:v="urn:schemas-microsoft-com:vml" xmlns:wp14="http://schemas.microsoft.com/office/word/2010/wordprocessingDrawing" xmlns:wp="http://schemas.openxmlformats.org/drawingml/2006/wordprocessingDrawing" xmlns:w10="urn:schemas-microsoft-com:office:word" xmlns:w="http://schemas.openxmlformats.org/wordprocessingml/2006/main" xmlns:w14="http://schemas.microsoft.com/office/word/2010/wordml" xmlns:w15="http://schemas.microsoft.com/office/word/2012/wordml" xmlns:w16cex="http://schemas.microsoft.com/office/word/2018/wordml/cex" xmlns:w16cid="http://schemas.microsoft.com/office/word/2016/wordml/cid" xmlns:w16="http://schemas.microsoft.com/office/word/2018/wordml" xmlns:w16du="http://schemas.microsoft.com/office/word/2023/wordml/word16du" xmlns:w16sdtdh="http://schemas.microsoft.com/office/word/2020/wordml/sdtdatahash" xmlns:w16sdtfl="http://schemas.microsoft.com/office/word/2024/wordml/sdtformatlock" xmlns:w16se="http://schemas.microsoft.com/office/word/2015/wordml/symex" xmlns:wpg="http://schemas.microsoft.com/office/word/2010/wordprocessingGroup" xmlns:wpi="http://schemas.microsoft.com/office/word/2010/wordprocessingInk" xmlns:wne="http://schemas.microsoft.com/office/word/2006/wordml" xmlns:wps="http://schemas.microsoft.com/office/word/2010/wordprocessingShape" mc:Ignorable="w14 w15 w16se w16cid w16 w16cex w16sdtdh w16sdtfl w16du wp14">
+  <w:p>
+    <w:pPr>
+      <w:pStyle w:val="Encabezado"/>
+    </w:pPr>
+    <w:r>
+      <w:rPr>
+        <w:noProof/>
+      </w:rPr>
+      <w:drawing>
+        <wp:anchor distT="0" distB="0" distL="114300" distR="114300" simplePos="0" relativeHeight="251659264" behindDoc="1" locked="0" layoutInCell="1" allowOverlap="1" wp14:anchorId="6C643F0E" wp14:editId="540609A5">
+          <wp:simplePos x="0" y="0"/>
+          <wp:positionH relativeFrom="margin">
+            <wp:align>right</wp:align>
+          </wp:positionH>
+          <wp:positionV relativeFrom="paragraph">
+            <wp:posOffset>-267970</wp:posOffset>
+          </wp:positionV>
+          <wp:extent cx="603849" cy="599726"/>
+          <wp:effectExtent l="0" t="0" r="6350" b="0"/>
+          <wp:wrapNone/>
+          <wp:docPr id="2071603764" name="Imagen 3"/>
+          <wp:cNvGraphicFramePr>
+            <a:graphicFrameLocks xmlns:a="http://schemas.openxmlformats.org/drawingml/2006/main" noChangeAspect="1"/>
+          </wp:cNvGraphicFramePr>
+          <a:graphic xmlns:a="http://schemas.openxmlformats.org/drawingml/2006/main">
+            <a:graphicData uri="http://schemas.openxmlformats.org/drawingml/2006/picture">
+              <pic:pic xmlns:pic="http://schemas.openxmlformats.org/drawingml/2006/picture">
+                <pic:nvPicPr>
+                  <pic:cNvPr id="0" name="Picture 2"/>
+                  <pic:cNvPicPr>
+                    <a:picLocks noChangeAspect="1" noChangeArrowheads="1"/>
+                  </pic:cNvPicPr>
+                </pic:nvPicPr>
+                <pic:blipFill>
+                  <a:blip r:embed="rId1">
+                    <a:extLst>
+                      <a:ext uri="{28A0092B-C50C-407E-A947-70E740481C1C}">
+                        <a14:useLocalDpi xmlns:a14="http://schemas.microsoft.com/office/drawing/2010/main" val="0"/>
+                      </a:ext>
+                    </a:extLst>
+                  </a:blip>
+                  <a:srcRect/>
+                  <a:stretch>
+                    <a:fillRect/>
+                  </a:stretch>
+                </pic:blipFill>
+                <pic:spPr bwMode="auto">
+                  <a:xfrm>
+                    <a:off x="0" y="0"/>
+                    <a:ext cx="603849" cy="599726"/>
+                  </a:xfrm>
+                  <a:prstGeom prst="rect">
+                    <a:avLst/>
+                  </a:prstGeom>
+                  <a:noFill/>
+                  <a:ln>
+                    <a:noFill/>
+                  </a:ln>
+                </pic:spPr>
+              </pic:pic>
+            </a:graphicData>
+          </a:graphic>
+          <wp14:sizeRelH relativeFrom="margin">
+            <wp14:pctWidth>0</wp14:pctWidth>
+          </wp14:sizeRelH>
+          <wp14:sizeRelV relativeFrom="margin">
+            <wp14:pctHeight>0</wp14:pctHeight>
+          </wp14:sizeRelV>
+        </wp:anchor>
+      </w:drawing>
+    </w:r>
+    <w:r>
+      <w:t>Sprint 2 Restaurante</w:t>
+    </w:r>
+  </w:p>
+</w:hdr>
 </file>
 
 <file path=word/styles.xml><?xml version="1.0" encoding="utf-8"?>
@@ -445,7 +1646,6 @@
     <w:next w:val="Normal"/>
     <w:link w:val="Ttulo2Car"/>
     <w:uiPriority w:val="9"/>
-    <w:semiHidden/>
     <w:unhideWhenUsed/>
     <w:qFormat/>
     <w:rsid w:val="00D143FB"/>
@@ -620,7 +1820,6 @@
   <w:style w:type="character" w:default="1" w:styleId="Fuentedeprrafopredeter">
     <w:name w:val="Default Paragraph Font"/>
     <w:uiPriority w:val="1"/>
-    <w:semiHidden/>
     <w:unhideWhenUsed/>
   </w:style>
   <w:style w:type="table" w:default="1" w:styleId="Tablanormal">
@@ -662,7 +1861,6 @@
     <w:basedOn w:val="Fuentedeprrafopredeter"/>
     <w:link w:val="Ttulo2"/>
     <w:uiPriority w:val="9"/>
-    <w:semiHidden/>
     <w:rsid w:val="00D143FB"/>
     <w:rPr>
       <w:rFonts w:asciiTheme="majorHAnsi" w:eastAsiaTheme="majorEastAsia" w:hAnsiTheme="majorHAnsi" w:cstheme="majorBidi"/>
@@ -933,6 +2131,50 @@
       <w:color w:val="2F5496" w:themeColor="accent1" w:themeShade="BF"/>
       <w:spacing w:val="5"/>
     </w:rPr>
+  </w:style>
+  <w:style w:type="paragraph" w:styleId="Encabezado">
+    <w:name w:val="header"/>
+    <w:basedOn w:val="Normal"/>
+    <w:link w:val="EncabezadoCar"/>
+    <w:uiPriority w:val="99"/>
+    <w:unhideWhenUsed/>
+    <w:rsid w:val="00151E9C"/>
+    <w:pPr>
+      <w:tabs>
+        <w:tab w:val="center" w:pos="4252"/>
+        <w:tab w:val="right" w:pos="8504"/>
+      </w:tabs>
+      <w:spacing w:after="0" w:line="240" w:lineRule="auto"/>
+    </w:pPr>
+  </w:style>
+  <w:style w:type="character" w:customStyle="1" w:styleId="EncabezadoCar">
+    <w:name w:val="Encabezado Car"/>
+    <w:basedOn w:val="Fuentedeprrafopredeter"/>
+    <w:link w:val="Encabezado"/>
+    <w:uiPriority w:val="99"/>
+    <w:rsid w:val="00151E9C"/>
+  </w:style>
+  <w:style w:type="paragraph" w:styleId="Piedepgina">
+    <w:name w:val="footer"/>
+    <w:basedOn w:val="Normal"/>
+    <w:link w:val="PiedepginaCar"/>
+    <w:uiPriority w:val="99"/>
+    <w:unhideWhenUsed/>
+    <w:rsid w:val="00151E9C"/>
+    <w:pPr>
+      <w:tabs>
+        <w:tab w:val="center" w:pos="4252"/>
+        <w:tab w:val="right" w:pos="8504"/>
+      </w:tabs>
+      <w:spacing w:after="0" w:line="240" w:lineRule="auto"/>
+    </w:pPr>
+  </w:style>
+  <w:style w:type="character" w:customStyle="1" w:styleId="PiedepginaCar">
+    <w:name w:val="Pie de página Car"/>
+    <w:basedOn w:val="Fuentedeprrafopredeter"/>
+    <w:link w:val="Piedepgina"/>
+    <w:uiPriority w:val="99"/>
+    <w:rsid w:val="00151E9C"/>
   </w:style>
 </w:styles>
 </file>
